--- a/src/db/seed-data/docs/module16-huong-dan-bo-sung.docx
+++ b/src/db/seed-data/docs/module16-huong-dan-bo-sung.docx
@@ -161,7 +161,7 @@
           <w:color w:val="6B7280"/>
           <w:sz w:val="20"/>
         </w:rPr>
-        <w:t xml:space="preserve">Thay các phần [trong ngoặc vuông] bằng thông tin của bạn.</w:t>
+        <w:t xml:space="preserve">Thay các phần [trong ngoặc vuông] bằng thông tin của bạn. Khi dán vào công cụ AI nên dùng bản tiếng Anh (EN); bản dịch tiếng Việt giúp hiểu nội dung.</w:t>
       </w:r>
     </w:p>
     <w:p>
@@ -290,6 +290,19 @@
     </w:p>
     <w:p>
       <w:pPr>
+        <w:spacing w:before="0" w:after="40"/>
+      </w:pPr>
+      <w:r>
+        <w:rPr>
+          <w:b/>
+          <w:color w:val="6B7280"/>
+          <w:sz w:val="18"/>
+        </w:rPr>
+        <w:t xml:space="preserve">EN – Prompt gốc</w:t>
+      </w:r>
+    </w:p>
+    <w:p>
+      <w:pPr>
         <w:spacing w:before="0" w:after="0"/>
         <w:shd w:val="clear" w:color="auto" w:fill="F3F4F6"/>
         <w:ind w:left="200" w:right="200"/>
@@ -300,6 +313,32 @@
           <w:sz w:val="21"/>
         </w:rPr>
         <w:t xml:space="preserve">blurry, low quality, distorted face, deformed hands, extra fingers, extra limbs, missing limbs, morphing, flickering, jitter, unnatural motion, duplicate characters, text, subtitles, watermark, logo distortion, oversaturated, cartoonish (nếu muốn ảnh thật)</w:t>
+      </w:r>
+    </w:p>
+    <w:p>
+      <w:pPr>
+        <w:spacing w:before="120" w:after="40"/>
+      </w:pPr>
+      <w:r>
+        <w:rPr>
+          <w:b/>
+          <w:color w:val="047857"/>
+          <w:sz w:val="18"/>
+        </w:rPr>
+        <w:t xml:space="preserve">VI – Bản dịch tiếng Việt</w:t>
+      </w:r>
+    </w:p>
+    <w:p>
+      <w:pPr>
+        <w:spacing w:before="0" w:after="0"/>
+        <w:shd w:val="clear" w:color="auto" w:fill="ECFDF5"/>
+        <w:ind w:left="200" w:right="200"/>
+      </w:pPr>
+      <w:r>
+        <w:rPr>
+          <w:sz w:val="21"/>
+        </w:rPr>
+        <w:t xml:space="preserve">mờ, chất lượng thấp, mặt biến dạng, tay biến dạng, thừa ngón tay, thừa chân tay, thiếu chân tay, biến hình, nhấp nháy, rung giật, chuyển động không tự nhiên, nhân vật bị nhân đôi, chữ, phụ đề, watermark, logo bị méo, màu quá rực, kiểu hoạt hình (nếu muốn ảnh thật)</w:t>
       </w:r>
     </w:p>
     <w:p>
